--- a/docs/architecture.docx
+++ b/docs/architecture.docx
@@ -295,7 +295,7 @@
           <w:rFonts w:ascii="Times New Roman" w:hAnsi="Times New Roman" w:eastAsia="Batang"/>
           <w:sz w:val="22"/>
         </w:rPr>
-        <w:t>III. Pipeline Architecture</w:t>
+        <w:t>5. Bulk backfill and handover</w:t>
       </w:r>
     </w:p>
     <w:p>
@@ -308,7 +308,7 @@
           <w:rFonts w:ascii="Times New Roman" w:hAnsi="Times New Roman" w:eastAsia="Batang"/>
           <w:sz w:val="22"/>
         </w:rPr>
-        <w:t>1. Stage overview</w:t>
+        <w:t>III. Pipeline Architecture</w:t>
       </w:r>
     </w:p>
     <w:p>
@@ -321,7 +321,7 @@
           <w:rFonts w:ascii="Times New Roman" w:hAnsi="Times New Roman" w:eastAsia="Batang"/>
           <w:sz w:val="22"/>
         </w:rPr>
-        <w:t>2. Connect</w:t>
+        <w:t>1. Stage overview</w:t>
       </w:r>
     </w:p>
     <w:p>
@@ -334,7 +334,7 @@
           <w:rFonts w:ascii="Times New Roman" w:hAnsi="Times New Roman" w:eastAsia="Batang"/>
           <w:sz w:val="22"/>
         </w:rPr>
-        <w:t>3. Describe</w:t>
+        <w:t>2. Connect</w:t>
       </w:r>
     </w:p>
     <w:p>
@@ -347,7 +347,7 @@
           <w:rFonts w:ascii="Times New Roman" w:hAnsi="Times New Roman" w:eastAsia="Batang"/>
           <w:sz w:val="22"/>
         </w:rPr>
-        <w:t>4. Fetch</w:t>
+        <w:t>3. Describe</w:t>
       </w:r>
     </w:p>
     <w:p>
@@ -360,7 +360,7 @@
           <w:rFonts w:ascii="Times New Roman" w:hAnsi="Times New Roman" w:eastAsia="Batang"/>
           <w:sz w:val="22"/>
         </w:rPr>
-        <w:t>5. Build</w:t>
+        <w:t>4. Fetch</w:t>
       </w:r>
     </w:p>
     <w:p>
@@ -373,7 +373,7 @@
           <w:rFonts w:ascii="Times New Roman" w:hAnsi="Times New Roman" w:eastAsia="Batang"/>
           <w:sz w:val="22"/>
         </w:rPr>
-        <w:t>6. Merge</w:t>
+        <w:t>5. Build</w:t>
       </w:r>
     </w:p>
     <w:p>
@@ -386,7 +386,7 @@
           <w:rFonts w:ascii="Times New Roman" w:hAnsi="Times New Roman" w:eastAsia="Batang"/>
           <w:sz w:val="22"/>
         </w:rPr>
-        <w:t>7. Checkpoint</w:t>
+        <w:t>6. Merge</w:t>
       </w:r>
     </w:p>
     <w:p>
@@ -399,7 +399,7 @@
           <w:rFonts w:ascii="Times New Roman" w:hAnsi="Times New Roman" w:eastAsia="Batang"/>
           <w:sz w:val="22"/>
         </w:rPr>
-        <w:t>IV. Concurrency Model</w:t>
+        <w:t>7. Checkpoint</w:t>
       </w:r>
     </w:p>
     <w:p>
@@ -412,7 +412,7 @@
           <w:rFonts w:ascii="Times New Roman" w:hAnsi="Times New Roman" w:eastAsia="Batang"/>
           <w:sz w:val="22"/>
         </w:rPr>
-        <w:t>1. Execution model by component</w:t>
+        <w:t>IV. Concurrency Model</w:t>
       </w:r>
     </w:p>
     <w:p>
@@ -425,7 +425,7 @@
           <w:rFonts w:ascii="Times New Roman" w:hAnsi="Times New Roman" w:eastAsia="Batang"/>
           <w:sz w:val="22"/>
         </w:rPr>
-        <w:t>2. Rationale for the division</w:t>
+        <w:t>1. Execution model by component</w:t>
       </w:r>
     </w:p>
     <w:p>
@@ -438,7 +438,7 @@
           <w:rFonts w:ascii="Times New Roman" w:hAnsi="Times New Roman" w:eastAsia="Batang"/>
           <w:sz w:val="22"/>
         </w:rPr>
-        <w:t>3. The Global Interpreter Lock</w:t>
+        <w:t>2. Rationale for the division</w:t>
       </w:r>
     </w:p>
     <w:p>
@@ -451,7 +451,33 @@
           <w:rFonts w:ascii="Times New Roman" w:hAnsi="Times New Roman" w:eastAsia="Batang"/>
           <w:sz w:val="22"/>
         </w:rPr>
-        <w:t>4. Known ceiling</w:t>
+        <w:t>3. The Global Interpreter Lock</w:t>
+      </w:r>
+    </w:p>
+    <w:p>
+      <w:pPr>
+        <w:pStyle w:val="ListBullet"/>
+        <w:spacing w:line="384" w:lineRule="auto" w:after="120"/>
+      </w:pPr>
+      <w:r>
+        <w:rPr>
+          <w:rFonts w:ascii="Times New Roman" w:hAnsi="Times New Roman" w:eastAsia="Batang"/>
+          <w:sz w:val="22"/>
+        </w:rPr>
+        <w:t>4. Scaling out</w:t>
+      </w:r>
+    </w:p>
+    <w:p>
+      <w:pPr>
+        <w:pStyle w:val="ListBullet"/>
+        <w:spacing w:line="384" w:lineRule="auto" w:after="120"/>
+      </w:pPr>
+      <w:r>
+        <w:rPr>
+          <w:rFonts w:ascii="Times New Roman" w:hAnsi="Times New Roman" w:eastAsia="Batang"/>
+          <w:sz w:val="22"/>
+        </w:rPr>
+        <w:t>5. The remaining ceiling</w:t>
       </w:r>
     </w:p>
     <w:p>
@@ -1715,21 +1741,63 @@
           <w:rFonts w:ascii="Times New Roman" w:hAnsi="Times New Roman" w:eastAsia="Batang"/>
           <w:sz w:val="22"/>
         </w:rPr>
-        <w:t xml:space="preserve">Each table's last synced watermark value is recorded in a Delta table, </w:t>
+        <w:t xml:space="preserve">Each table's last synced watermark value is recorded in </w:t>
+      </w:r>
+      <w:r>
+        <w:rPr>
+          <w:rFonts w:ascii="Times New Roman" w:hAnsi="Times New Roman" w:eastAsia="Batang"/>
+          <w:b/>
+          <w:sz w:val="22"/>
+        </w:rPr>
+        <w:t>its own</w:t>
+      </w:r>
+      <w:r>
+        <w:rPr>
+          <w:rFonts w:ascii="Times New Roman" w:hAnsi="Times New Roman" w:eastAsia="Batang"/>
+          <w:sz w:val="22"/>
+        </w:rPr>
+        <w:t xml:space="preserve"> Delta table, at </w:t>
       </w:r>
       <w:r>
         <w:rPr>
           <w:rFonts w:ascii="Consolas" w:hAnsi="Consolas" w:eastAsia="Consolas"/>
           <w:sz w:val="18"/>
         </w:rPr>
-        <w:t>_streamer_checkpoints</w:t>
-      </w:r>
-      <w:r>
-        <w:rPr>
-          <w:rFonts w:ascii="Times New Roman" w:hAnsi="Times New Roman" w:eastAsia="Batang"/>
-          <w:sz w:val="22"/>
-        </w:rPr>
-        <w:t>, beneath the output prefix. It holds one row per source table, upserted rather than appended, with the qualified table name as its key.</w:t>
+        <w:t>&lt;checkpoint_uri&gt;/&lt;schema&gt;/&lt;table&gt;</w:t>
+      </w:r>
+      <w:r>
+        <w:rPr>
+          <w:rFonts w:ascii="Times New Roman" w:hAnsi="Times New Roman" w:eastAsia="Batang"/>
+          <w:sz w:val="22"/>
+        </w:rPr>
+        <w:t>, mirroring the layout of the data tables themselves.</w:t>
+      </w:r>
+    </w:p>
+    <w:p>
+      <w:pPr>
+        <w:spacing w:line="384" w:lineRule="auto" w:after="120"/>
+        <w:jc w:val="both"/>
+      </w:pPr>
+      <w:r>
+        <w:rPr>
+          <w:rFonts w:ascii="Times New Roman" w:hAnsi="Times New Roman" w:eastAsia="Batang"/>
+          <w:sz w:val="22"/>
+        </w:rPr>
+        <w:t xml:space="preserve">One table per source table, rather than one shared table with a row each, is the choice that makes Chapter IV, Section 4 possible. A shared checkpoint table is a single Delta table every sync must commit to, so workers running at once contend on it and Delta resolves that by failing one of them. Per-table checkpoints remove the shared mutable resource, so nothing needs coordinating. The cost is that one query no longer shows every checkpoint; each still carries its own </w:t>
+      </w:r>
+      <w:r>
+        <w:rPr>
+          <w:rFonts w:ascii="Consolas" w:hAnsi="Consolas" w:eastAsia="Consolas"/>
+          <w:sz w:val="18"/>
+        </w:rPr>
+        <w:t>table_name</w:t>
+      </w:r>
+      <w:r>
+        <w:rPr>
+          <w:rFonts w:ascii="Times New Roman" w:hAnsi="Times New Roman" w:eastAsia="Batang"/>
+          <w:sz w:val="22"/>
+        </w:rPr>
+        <w:t>, so a union view over the prefix restores that.</w:t>
       </w:r>
     </w:p>
     <w:tbl>
@@ -2192,6 +2260,95 @@
           <w:sz w:val="22"/>
         </w:rPr>
         <w:t xml:space="preserve"> maintained by a trigger or by an application convention is only as reliable as that trigger or convention.</w:t>
+      </w:r>
+    </w:p>
+    <w:p>
+      <w:pPr>
+        <w:pStyle w:val="Heading2"/>
+      </w:pPr>
+      <w:r>
+        <w:rPr>
+          <w:rFonts w:ascii="Times New Roman" w:hAnsi="Times New Roman" w:eastAsia="Batang"/>
+          <w:b/>
+          <w:color w:val="000000"/>
+          <w:sz w:val="24"/>
+        </w:rPr>
+        <w:t>5. Bulk backfill and handover</w:t>
+      </w:r>
+    </w:p>
+    <w:p>
+      <w:pPr>
+        <w:spacing w:line="384" w:lineRule="auto" w:after="120"/>
+        <w:jc w:val="both"/>
+      </w:pPr>
+      <w:r>
+        <w:rPr>
+          <w:rFonts w:ascii="Times New Roman" w:hAnsi="Times New Roman" w:eastAsia="Batang"/>
+          <w:sz w:val="22"/>
+        </w:rPr>
+        <w:t>Seeding a very large table one row at a time is the one case this design is poor at, and the answer is not to make it parallel but to not do it. The table is loaded by a bulk export, and this library is then told where that load got to:</w:t>
+      </w:r>
+    </w:p>
+    <w:p>
+      <w:pPr>
+        <w:spacing w:line="240" w:lineRule="auto" w:before="120" w:after="120"/>
+        <w:ind w:left="454"/>
+      </w:pPr>
+      <w:r>
+        <w:rPr>
+          <w:rFonts w:ascii="Consolas" w:hAnsi="Consolas" w:eastAsia="Consolas"/>
+          <w:sz w:val="18"/>
+        </w:rPr>
+        <w:t>capture watermark -&gt; bulk export and load by other means -&gt; record checkpoint -&gt; incremental from there</w:t>
+      </w:r>
+    </w:p>
+    <w:p>
+      <w:pPr>
+        <w:spacing w:line="384" w:lineRule="auto" w:after="120"/>
+        <w:jc w:val="both"/>
+      </w:pPr>
+      <w:r>
+        <w:rPr>
+          <w:rFonts w:ascii="Consolas" w:hAnsi="Consolas" w:eastAsia="Consolas"/>
+          <w:sz w:val="18"/>
+        </w:rPr>
+        <w:t>pipeline::source_watermark</w:t>
+      </w:r>
+      <w:r>
+        <w:rPr>
+          <w:rFonts w:ascii="Times New Roman" w:hAnsi="Times New Roman" w:eastAsia="Batang"/>
+          <w:sz w:val="22"/>
+        </w:rPr>
+        <w:t xml:space="preserve"> and </w:t>
+      </w:r>
+      <w:r>
+        <w:rPr>
+          <w:rFonts w:ascii="Consolas" w:hAnsi="Consolas" w:eastAsia="Consolas"/>
+          <w:sz w:val="18"/>
+        </w:rPr>
+        <w:t>pipeline::set_checkpoint</w:t>
+      </w:r>
+      <w:r>
+        <w:rPr>
+          <w:rFonts w:ascii="Times New Roman" w:hAnsi="Times New Roman" w:eastAsia="Batang"/>
+          <w:sz w:val="22"/>
+        </w:rPr>
+        <w:t xml:space="preserve"> are the two ends of that, and neither syncs anything. Correctness rests entirely on capturing the watermark </w:t>
+      </w:r>
+      <w:r>
+        <w:rPr>
+          <w:rFonts w:ascii="Times New Roman" w:hAnsi="Times New Roman" w:eastAsia="Batang"/>
+          <w:i/>
+          <w:sz w:val="22"/>
+        </w:rPr>
+        <w:t>before</w:t>
+      </w:r>
+      <w:r>
+        <w:rPr>
+          <w:rFonts w:ascii="Times New Roman" w:hAnsi="Times New Roman" w:eastAsia="Batang"/>
+          <w:sz w:val="22"/>
+        </w:rPr>
+        <w:t xml:space="preserve"> the export: read afterwards, it sits ahead of rows written during the export and those rows are skipped permanently; read first, they are merely re-fetched, which the idempotent merge makes harmless. The failure is safe in one direction and silent in the other.</w:t>
       </w:r>
     </w:p>
     <w:p>
@@ -3470,7 +3627,7 @@
           <w:color w:val="000000"/>
           <w:sz w:val="24"/>
         </w:rPr>
-        <w:t>4. Known ceiling</w:t>
+        <w:t>4. Scaling out</w:t>
       </w:r>
     </w:p>
     <w:p>
@@ -3483,7 +3640,21 @@
           <w:rFonts w:ascii="Times New Roman" w:hAnsi="Times New Roman" w:eastAsia="Batang"/>
           <w:sz w:val="22"/>
         </w:rPr>
-        <w:t>This is a single-node, single-connection design. Its throughput ceiling is one TCP connection to one SQL Server, and one node's cores for Parquet encoding and upload.</w:t>
+        <w:t xml:space="preserve">One process syncs tables sequentially, which measurement says is enough for most workloads: several hundred unchanged tables in seconds, and rows at a few hundred thousand a second (see </w:t>
+      </w:r>
+      <w:r>
+        <w:rPr>
+          <w:rFonts w:ascii="Consolas" w:hAnsi="Consolas" w:eastAsia="Consolas"/>
+          <w:sz w:val="18"/>
+        </w:rPr>
+        <w:t>operations.md</w:t>
+      </w:r>
+      <w:r>
+        <w:rPr>
+          <w:rFonts w:ascii="Times New Roman" w:hAnsi="Times New Roman" w:eastAsia="Batang"/>
+          <w:sz w:val="22"/>
+        </w:rPr>
+        <w:t>, Chapter IV, Section 2).</w:t>
       </w:r>
     </w:p>
     <w:p>
@@ -3496,7 +3667,162 @@
           <w:rFonts w:ascii="Times New Roman" w:hAnsi="Times New Roman" w:eastAsia="Batang"/>
           <w:sz w:val="22"/>
         </w:rPr>
-        <w:t>The next step beyond it is syncing tables concurrently over several connections, which the per-table independence of the design already permits and which nothing in the current structure would have to be undone to add. Beyond that, partitioning a single very large table's watermark range across workers is possible in principle and a different architecture in practice.</w:t>
+        <w:t xml:space="preserve">When it is not enough, throughput scales with workers rather than with new code. </w:t>
+      </w:r>
+      <w:r>
+        <w:rPr>
+          <w:rFonts w:ascii="Consolas" w:hAnsi="Consolas" w:eastAsia="Consolas"/>
+          <w:sz w:val="18"/>
+        </w:rPr>
+        <w:t>tiberiusdelta.distributed</w:t>
+      </w:r>
+      <w:r>
+        <w:rPr>
+          <w:rFonts w:ascii="Times New Roman" w:hAnsi="Times New Roman" w:eastAsia="Batang"/>
+          <w:sz w:val="22"/>
+        </w:rPr>
+        <w:t xml:space="preserve"> spreads the table list across Spark executors, each syncing its share exactly as a single process would. Nothing in the sync engine knows about it.</w:t>
+      </w:r>
+    </w:p>
+    <w:p>
+      <w:pPr>
+        <w:spacing w:line="384" w:lineRule="auto" w:after="120"/>
+        <w:jc w:val="both"/>
+      </w:pPr>
+      <w:r>
+        <w:rPr>
+          <w:rFonts w:ascii="Times New Roman" w:hAnsi="Times New Roman" w:eastAsia="Batang"/>
+          <w:sz w:val="22"/>
+        </w:rPr>
+        <w:t>That works because the design is shared-nothing all the way down, which was deliberate rather than lucky:</w:t>
+      </w:r>
+    </w:p>
+    <w:p>
+      <w:pPr>
+        <w:pStyle w:val="ListBullet"/>
+        <w:spacing w:line="384" w:lineRule="auto" w:after="120"/>
+      </w:pPr>
+      <w:r>
+        <w:rPr>
+          <w:rFonts w:ascii="Times New Roman" w:hAnsi="Times New Roman" w:eastAsia="Batang"/>
+          <w:sz w:val="22"/>
+        </w:rPr>
+        <w:t>No cross-table transaction, so tables need no coordination.</w:t>
+      </w:r>
+    </w:p>
+    <w:p>
+      <w:pPr>
+        <w:pStyle w:val="ListBullet"/>
+        <w:spacing w:line="384" w:lineRule="auto" w:after="120"/>
+      </w:pPr>
+      <w:r>
+        <w:rPr>
+          <w:rFonts w:ascii="Times New Roman" w:hAnsi="Times New Roman" w:eastAsia="Batang"/>
+          <w:sz w:val="22"/>
+        </w:rPr>
+        <w:t>One Delta table per source table, so no two workers write the same data.</w:t>
+      </w:r>
+    </w:p>
+    <w:p>
+      <w:pPr>
+        <w:pStyle w:val="ListBullet"/>
+        <w:spacing w:line="384" w:lineRule="auto" w:after="120"/>
+      </w:pPr>
+      <w:r>
+        <w:rPr>
+          <w:rFonts w:ascii="Times New Roman" w:hAnsi="Times New Roman" w:eastAsia="Batang"/>
+          <w:b/>
+          <w:sz w:val="22"/>
+        </w:rPr>
+        <w:t>One checkpoint Delta table per source table</w:t>
+      </w:r>
+      <w:r>
+        <w:rPr>
+          <w:rFonts w:ascii="Times New Roman" w:hAnsi="Times New Roman" w:eastAsia="Batang"/>
+          <w:sz w:val="22"/>
+        </w:rPr>
+        <w:t>, so no two workers write the same</w:t>
+      </w:r>
+    </w:p>
+    <w:p>
+      <w:pPr>
+        <w:spacing w:line="384" w:lineRule="auto" w:after="120"/>
+        <w:jc w:val="both"/>
+      </w:pPr>
+      <w:r>
+        <w:rPr>
+          <w:rFonts w:ascii="Times New Roman" w:hAnsi="Times New Roman" w:eastAsia="Batang"/>
+          <w:sz w:val="22"/>
+        </w:rPr>
+        <w:t>checkpoint either. This is the property that makes the rest usable: a single shared checkpoint table would be one Delta table every worker had to commit to, and Delta resolves that contention by failing writers. Removing the shared writer removed the need to coordinate at all.</w:t>
+      </w:r>
+    </w:p>
+    <w:p>
+      <w:pPr>
+        <w:pStyle w:val="ListBullet"/>
+        <w:spacing w:line="384" w:lineRule="auto" w:after="120"/>
+      </w:pPr>
+      <w:r>
+        <w:rPr>
+          <w:rFonts w:ascii="Times New Roman" w:hAnsi="Times New Roman" w:eastAsia="Batang"/>
+          <w:sz w:val="22"/>
+        </w:rPr>
+        <w:t>Idempotent merges, so Spark's own task retries are safe with no special handling.</w:t>
+      </w:r>
+    </w:p>
+    <w:p>
+      <w:pPr>
+        <w:pStyle w:val="Heading2"/>
+      </w:pPr>
+      <w:r>
+        <w:rPr>
+          <w:rFonts w:ascii="Times New Roman" w:hAnsi="Times New Roman" w:eastAsia="Batang"/>
+          <w:b/>
+          <w:color w:val="000000"/>
+          <w:sz w:val="24"/>
+        </w:rPr>
+        <w:t>5. The remaining ceiling</w:t>
+      </w:r>
+    </w:p>
+    <w:p>
+      <w:pPr>
+        <w:spacing w:line="384" w:lineRule="auto" w:after="120"/>
+        <w:jc w:val="both"/>
+      </w:pPr>
+      <w:r>
+        <w:rPr>
+          <w:rFonts w:ascii="Times New Roman" w:hAnsi="Times New Roman" w:eastAsia="Batang"/>
+          <w:sz w:val="22"/>
+        </w:rPr>
+        <w:t xml:space="preserve">What does not scale this way is a </w:t>
+      </w:r>
+      <w:r>
+        <w:rPr>
+          <w:rFonts w:ascii="Times New Roman" w:hAnsi="Times New Roman" w:eastAsia="Batang"/>
+          <w:i/>
+          <w:sz w:val="22"/>
+        </w:rPr>
+        <w:t>single</w:t>
+      </w:r>
+      <w:r>
+        <w:rPr>
+          <w:rFonts w:ascii="Times New Roman" w:hAnsi="Times New Roman" w:eastAsia="Batang"/>
+          <w:sz w:val="22"/>
+        </w:rPr>
+        <w:t xml:space="preserve"> very large table, since one table is one unit of work. Splitting its watermark range across workers is possible, but they would then all merge into the same Delta table and the contention returns; the sound version stages Parquet per range and makes one commit, which is a different design.</w:t>
+      </w:r>
+    </w:p>
+    <w:p>
+      <w:pPr>
+        <w:spacing w:line="384" w:lineRule="auto" w:after="120"/>
+        <w:jc w:val="both"/>
+      </w:pPr>
+      <w:r>
+        <w:rPr>
+          <w:rFonts w:ascii="Times New Roman" w:hAnsi="Times New Roman" w:eastAsia="Batang"/>
+          <w:sz w:val="22"/>
+        </w:rPr>
+        <w:t>That is deliberately not built, because for the case it addresses, seeding a very large table, a bulk file export is simply better: it stops paying per-row protocol costs entirely, and is several times faster than any live query however parallel. The library supports that route directly through a checkpoint handover rather than trying to beat it; see Chapter II, Section 5.</w:t>
       </w:r>
     </w:p>
     <w:p>
